--- a/data/critical_thinking/docs/a1_gen_gemini.docx
+++ b/data/critical_thinking/docs/a1_gen_gemini.docx
@@ -4,70 +4,64 @@
   <w:body>
     <w:p>
       <w:r>
-        <w:t>**Behavioral Mechanisms in the Catlove Household**</w:t>
+        <w:t>**Title:** Reciprocal Reinforcement in the Kitchen: A Multi-Paradigmatic Analysis of Professor Catlove’s Morning Routine</w:t>
         <w:br/>
         <w:br/>
-        <w:t>**Introduction**</w:t>
+        <w:t>**To my study group:**</w:t>
         <w:br/>
         <w:br/>
-        <w:t>Guys, I really enjoyed our coffee debate earlier, but I walked away feeling like we were mixing up our terms. I know Professor Catlove’s scenario seems simple—man opens can, cats go crazy, man feeds cats—but if we look at it through the lens of what we’ve actually covered in Intro Psych so far, it’s a lot messier. You were arguing that the cats are just "instinctive" or that the professor is simply "being nice," but behaviorism tells us there is a rigid structure of learning happening here. To really nail this assignment, we have to dissect the scene using the specific mechanisms of classical conditioning, operant conditioning, and social learning. If we look closely, we’ll see that the cats are conditioning the professor just as much as he is conditioning them.</w:t>
+        <w:t>Look, I know we’ve been arguing about this over coffee for the last hour, but I really think you guys are oversimplifying what’s happening in Professor Catlove’s kitchen. You’re treating the behavior of the cats as a single-dimensional event, but if we actually look at the course material, it is obvious that this is a complex intersection of classical conditioning, operant conditioning, and social learning. It isn’t just about the cats being hungry; it is about a reciprocal behavioral loop where both the Professor and the cats are training each other. I wrote this up to clarify the distinctions, because if we put what you guys were saying on the final exam, we are definitely going to fail.</w:t>
         <w:br/>
         <w:br/>
-        <w:t>**Classical Conditioning: The Anticipation**</w:t>
+        <w:t>**The Role of Classical Conditioning**</w:t>
         <w:br/>
         <w:br/>
-        <w:t>First, we have to address the immediate reaction of the cats running into the kitchen. This is a textbook case of classical conditioning, which, as we learned, involves associative learning.</w:t>
+        <w:t>First, let’s address the most immediate reaction. When you guys said the cats running to the kitchen is "just instinct," you were ignoring Ivan Pavlov. The sound of the electric can opener or the pop of the tab is not a natural biological trigger for hunger. It is a neutral stimulus.</w:t>
         <w:br/>
         <w:br/>
-        <w:t>In this scenario, the smell and taste of the cat food act as the Unconditioned Stimulus (US). This stimulus naturally triggers a physiological and emotional response in the cats—salivation and excitement—which is the Unconditioned Response (UR). Initially, the sound of a can opener is a Neutral Stimulus; it means nothing to a cat. However, because Professor Catlove has repeatedly paired the sound of the opener with the presentation of food, that sound has become a Conditioned Stimulus (CS).</w:t>
+        <w:t>In this scenario, we see a textbook example of classical conditioning. The food itself is the Unconditioned Stimulus (US) which naturally elicits excitement and salivation, the Unconditioned Response (UR). Over time, the sound of the can opening (the Conditioned Stimulus or CS) has been repeatedly paired with the presentation of food. Now, the sound alone triggers the physiological arousal and excitement (the Conditioned Response or CR) before the food is even smelled or tasted (Pavlov, 1927).</w:t>
         <w:br/>
         <w:br/>
-        <w:t>The cats running into the kitchen and salivating upon hearing the *whir* of the electric opener is the Conditioned Response (CR). They aren’t running because they see food; they are running because the sound predicts the food. This aligns with Rescorla’s (1988) assertion that Pavlovian conditioning is not just the pairing of two events, but the learning of relations among events. The cats have learned the predictive value of the sound. Without this distinction, we miss the automaticity of their arrival in the kitchen.</w:t>
+        <w:t>However, we have to consider the Professor here, too. I’d argue he is also classically conditioned. If the cats usually purr (US) when they are happy, which makes the Professor feel warm and fuzzy (UR), then the morning routine itself (CS) might trigger a feeling of affection (CR) in the Professor before the cats even touch him. It sets the emotional stage for the interaction.</w:t>
         <w:br/>
         <w:br/>
-        <w:t>**Operant Conditioning: The Cats’ Demands**</w:t>
+        <w:t>**Operant Conditioning: The Reciprocal Loop**</w:t>
         <w:br/>
         <w:br/>
-        <w:t>Here is where I think our group got confused. Once the cats are in the kitchen, they start rubbing against the Professor’s legs and meowing. This is *not* classical conditioning. This is operant conditioning.</w:t>
+        <w:t>This is where I think our group discussion really went off the rails. You kept mixing up the reflex of the sound with the *voluntary* behavior of the rubbing and meowing. That belongs to B.F. Skinner. The cats are not just salivating; they are acting on their environment to produce a result.</w:t>
         <w:br/>
         <w:br/>
-        <w:t>According to B.F. Skinner, operant conditioning occurs when behavior is modified by its consequences. The cats are engaging in voluntary behaviors (rubbing, purring, meowing) to manipulate their environment. When they perform these "cute" actions, Professor Catlove puts the food bowl down. The food serves as a **positive reinforcer**. The addition of a pleasant stimulus (food) increases the likelihood that the cats will rub and meow again the next morning.</w:t>
+        <w:t>The cats’ behavior (meowing, running, rubbing legs) is being maintained by **Positive Reinforcement**. They perform a behavior, and a desirable stimulus (food) is added to the environment (Skinner, 1938). This follows the Law of Effect, where behaviors followed by satisfying consequences are more likely to be repeated (Thorndike, 1898).</w:t>
         <w:br/>
         <w:br/>
-        <w:t>There is actually some interesting research on this specific dynamic. A study by McComb et al. (2009) found that cats actually solicit food through "solicitation purring," which includes a high-frequency component that exploits human sensory biases. The cats are essentially learning which specific behaviors yield the fastest reward. This is the Law of Effect in action: behaviors followed by satisfying states of affairs are strengthened (Thorndike, 1898).</w:t>
+        <w:t>But here is the part you guys missed: **The Professor is being conditioned, too.**</w:t>
         <w:br/>
         <w:br/>
-        <w:t>**Operant Conditioning: The Trained Professor**</w:t>
+        <w:t>Why does Professor Catlove feed them immediately? Think about it. The cats are running, meowing, and tripping him up. This can be annoying or stressful. When he puts the food down, the meowing stops, and the erratic running turns into stationary eating. For the Professor, the removal of the chaotic/noisy stimulus (the meowing) serves as **Negative Reinforcement**. He learns that "Opening the Can" $\rightarrow$ "Peace and Quiet." Simultaneously, if he enjoys the cats rubbing against his legs, that acts as positive reinforcement for him to start the routine. This creates a reciprocal dyad of reinforcement where human and animal shape each other’s behavior (Cirulli et al., 2011).</w:t>
         <w:br/>
         <w:br/>
-        <w:t>This is the part everyone missed at the coffee shop. You guys kept saying the Professor is the "master" in this scenario. He isn’t. He is the subject.</w:t>
+        <w:t>**Social Learning in the Multi-Cat Household**</w:t>
         <w:br/>
         <w:br/>
-        <w:t>Why does Professor Catlove feed the cats immediately? You might say "because he loves them," but behaviorally, he is likely being driven by **negative reinforcement**. Negative reinforcement is not punishment; it is the *removal* of an aversive stimulus to strengthen a behavior.</w:t>
+        <w:t>Finally, we have to address the fact that there are multiple cats ("his cats run"). It is highly unlikely that every single cat figured this out through trial-and-error at the exact same rate. This brings us to Albert Bandura and Social Learning Theory.</w:t>
         <w:br/>
         <w:br/>
-        <w:t>The cats’ meowing and rubbing can be annoying or physically obstructive (a tripping hazard). When the Professor opens the can and places the food down, the meowing stops, and the tripping hazard is removed. The aversive stimulus (the noise and obstruction) is subtracted from the environment. Consequently, the Professor’s behavior (feeding the cats quickly) is reinforced. He is learning to feed them faster to escape the annoyance. As Skinner (1963) noted, operant behavior is defined by the changes it operates upon the environment; the Professor operates on the environment to restore peace and quiet.</w:t>
+        <w:t>If Professor Catlove introduces a new kitten to the home, that kitten doesn’t initially know that the specific sound of the can opener equals food. However, by observing the older cats run to the kitchen and engage in the "rub-and-purr" ritual, the kitten engages in observational learning (Bandura, 1977).</w:t>
         <w:br/>
         <w:br/>
-        <w:t>**Social Learning: The Pack Mentality**</w:t>
-        <w:br/>
-        <w:br/>
-        <w:t>Finally, we have to consider that there are multiple cats. The prompt mentions "cats" in the plural. This introduces the variable of Social Learning Theory (or Observational Learning).</w:t>
-        <w:br/>
-        <w:br/>
-        <w:t>If one cat hears the opener and runs, the other cats likely follow, even if they didn't hear the opener as clearly or weren't paying attention. This is a form of social facilitation or local enhancement. If a younger cat is present, it may learn that "rubbing against legs equals food" by watching an older cat do it.</w:t>
-        <w:br/>
-        <w:br/>
-        <w:t>Bandura (1977) argued that learning can occur purely through observation, without direct reinforcement to the observer. If Cat A rubs the leg and gets a treat, Cat B observes this vicariously. The prompt describes a chaotic scene of multiple animals acting in unison; it is highly probable that they are feeding off each other's behavioral cues. Galef and Laland (2005) discuss how social learning in animals often leads to the transmission of foraging behaviors. In the Catlove kitchen, the excitement of one cat serves as a discriminative stimulus for the others to join the frenzy.</w:t>
+        <w:t>Research has actually shown that cats are capable of observational learning. In classic studies, cats that watched a "tutor" cat solve a puzzle to get food were able to solve it significantly faster than those who had to learn by trial-and-error (Herbert &amp; Harsh, 1944). In our scenario, the frantic energy of the group facilitates the behavior of the individual. The younger or less experienced cats are modeling the behavior of the veterans to secure the reward.</w:t>
         <w:br/>
         <w:br/>
         <w:t>**Conclusion**</w:t>
         <w:br/>
         <w:br/>
-        <w:t>So, to summarize for our group project: The sound of the opener is the **Classical** trigger. The rubbing and meowing (by the cats) and the feeding (by the Professor) are **Operant** behaviors maintained by positive and negative reinforcement, respectively. The group dynamic suggests **Social Learning** is amplifying the chaos.</w:t>
+        <w:t>So, to wrap this up: The sound of the can opening triggers a reflex (Classical Conditioning); the rubbing and feeding are a voluntary exchange of rewards and relief (Operant Conditioning); and the herd mentality of the cats running together suggests they are mimicking successful behaviors (Social Learning).</w:t>
         <w:br/>
         <w:br/>
-        <w:t>We need to make sure we don't treat the Professor as a passive observer; he is being conditioned just as heavily as his pets. If we write the essay from this perspective, distinguishing between the *trigger* (CS) and the *consequence* (Reinforcement), we’re definitely going to get an A.</w:t>
+        <w:t>The scene isn’t just "feeding time." It’s a complex web of behavioral laws. We need to be specific about which mechanism is at work for which specific action, or we’re never going to get an A in this class.</w:t>
+        <w:br/>
+        <w:br/>
+        <w:t>See you in the library tomorrow.</w:t>
         <w:br/>
         <w:br/>
         <w:t>***</w:t>
@@ -76,22 +70,22 @@
         <w:t>**References**</w:t>
         <w:br/>
         <w:br/>
-        <w:t>Bandura, A. (1977). *Social learning theory*. Prentice Hall.</w:t>
+        <w:t>Bandura, A. (1977). *Social learning theory*. Prentice-Hall.</w:t>
         <w:br/>
         <w:br/>
-        <w:t>Galef, B. G., &amp; Laland, K. N. (2005). Social learning in animals: Empirical studies and theoretical models. *BioScience, 55*(6), 489-499.</w:t>
+        <w:t>Cirulli, F., Borgi, M., Berry, A., Francia, N., &amp; Alleva, E. (2011). Animal-assisted interventions as innovative tools for mental health. *Annali dell'Istituto Superiore di Sanità*, 47(4), 341-348.</w:t>
         <w:br/>
         <w:br/>
-        <w:t>McComb, K., Taylor, A. M., Wilson, C., &amp; Charlton, B. D. (2009). The cry embedded within the purr. *Current Biology, 19*(13), R507-R508.</w:t>
+        <w:t>Herbert, M. J., &amp; Harsh, C. M. (1944). Observational learning by cats. *Journal of Comparative Psychology*, 37(2), 81–95.</w:t>
         <w:br/>
         <w:br/>
-        <w:t>Rescorla, R. A. (1988). Pavlovian conditioning: It's not what you think it is. *American Psychologist, 43*(3), 151.</w:t>
+        <w:t>Pavlov, I. P. (1927). *Conditioned reflexes: An investigation of the physiological activity of the cerebral cortex* (G. V. Anrep, Trans.). Oxford University Press.</w:t>
         <w:br/>
         <w:br/>
-        <w:t>Skinner, B. F. (1963). Operant behavior. *American Psychologist, 18*(8), 503.</w:t>
+        <w:t>Skinner, B. F. (1938). *The behavior of organisms: An experimental analysis*. Appleton-Century.</w:t>
         <w:br/>
         <w:br/>
-        <w:t>Thorndike, E. L. (1898). Animal intelligence: An experimental study of the associative processes in animals. *The Psychological Review: Monograph Supplements, 2*(4), i.</w:t>
+        <w:t>Thorndike, E. L. (1898). Animal intelligence: An experimental study of the associative processes in animals. *The Psychological Review: Monograph Supplements*, 2(4), i–109.</w:t>
       </w:r>
     </w:p>
     <w:sectPr>
